--- a/docs/GEMINI_REVIEW_PACKET.docx
+++ b/docs/GEMINI_REVIEW_PACKET.docx
@@ -12803,6 +12803,1479 @@
           <w:i w:val="0"/>
         </w:rPr>
         <w:t>End of review packet. Generated from the built repository at commit ec149ad46babb36e91dcd7056e8d4ccb2575500a; every hash above was computed from the committed bytes.</w:t>
+      </w:r>
+    </w:p>
+    <w:p>
+      <w:pPr>
+        <w:pStyle w:val="Heading1"/>
+      </w:pPr>
+      <w:r>
+        <w:t>13. v1.0.1 remediation addendum (post-adjudication)</w:t>
+      </w:r>
+    </w:p>
+    <w:p>
+      <w:r>
+        <w:rPr>
+          <w:b w:val="0"/>
+          <w:i w:val="0"/>
+        </w:rPr>
+        <w:t>This section was added after the reviewer adjudicated v1.0.0 as an approved baseline and mandated a v1.0.1 hardening patch. It records what changed, and where the code disagreed with the directive.</w:t>
+      </w:r>
+    </w:p>
+    <w:p>
+      <w:pPr>
+        <w:pStyle w:val="Heading2"/>
+      </w:pPr>
+      <w:r>
+        <w:t>13.1 Disposition of the adjudicated answers</w:t>
+      </w:r>
+    </w:p>
+    <w:tbl>
+      <w:tblPr>
+        <w:tblStyle w:val="TableGrid"/>
+        <w:tblW w:type="auto" w:w="0"/>
+        <w:tblLook w:firstColumn="1" w:firstRow="1" w:lastColumn="0" w:lastRow="0" w:noHBand="0" w:noVBand="1" w:val="04A0"/>
+        <w:tblLayout w:type="fixed"/>
+      </w:tblPr>
+      <w:tblGrid>
+        <w:gridCol w:w="3312"/>
+        <w:gridCol w:w="3312"/>
+        <w:gridCol w:w="3312"/>
+      </w:tblGrid>
+      <w:tr>
+        <w:tc>
+          <w:tcPr>
+            <w:tcW w:type="dxa" w:w="3312"/>
+            <w:shd w:val="clear" w:color="auto" w:fill="E8EEF7"/>
+          </w:tcPr>
+          <w:p>
+            <w:pPr>
+              <w:spacing w:before="10" w:after="10"/>
+            </w:pPr>
+            <w:r>
+              <w:rPr>
+                <w:b/>
+                <w:i w:val="0"/>
+                <w:sz w:val="14"/>
+              </w:rPr>
+              <w:t>Reviewer finding</w:t>
+            </w:r>
+          </w:p>
+        </w:tc>
+        <w:tc>
+          <w:tcPr>
+            <w:tcW w:type="dxa" w:w="3312"/>
+            <w:shd w:val="clear" w:color="auto" w:fill="E8EEF7"/>
+          </w:tcPr>
+          <w:p>
+            <w:pPr>
+              <w:spacing w:before="10" w:after="10"/>
+            </w:pPr>
+            <w:r>
+              <w:rPr>
+                <w:b/>
+                <w:i w:val="0"/>
+                <w:sz w:val="14"/>
+              </w:rPr>
+              <w:t>Requested action</w:t>
+            </w:r>
+          </w:p>
+        </w:tc>
+        <w:tc>
+          <w:tcPr>
+            <w:tcW w:type="dxa" w:w="3312"/>
+            <w:shd w:val="clear" w:color="auto" w:fill="E8EEF7"/>
+          </w:tcPr>
+          <w:p>
+            <w:pPr>
+              <w:spacing w:before="10" w:after="10"/>
+            </w:pPr>
+            <w:r>
+              <w:rPr>
+                <w:b/>
+                <w:i w:val="0"/>
+                <w:sz w:val="14"/>
+              </w:rPr>
+              <w:t>Shipped in v1.0.1</w:t>
+            </w:r>
+          </w:p>
+        </w:tc>
+      </w:tr>
+      <w:tr>
+        <w:tc>
+          <w:tcPr>
+            <w:tcW w:type="dxa" w:w="3312"/>
+          </w:tcPr>
+          <w:p>
+            <w:pPr>
+              <w:spacing w:before="10" w:after="10"/>
+            </w:pPr>
+            <w:r>
+              <w:rPr>
+                <w:b w:val="0"/>
+                <w:i w:val="0"/>
+                <w:sz w:val="14"/>
+              </w:rPr>
+              <w:t>Q1 toolchain upgrade approved</w:t>
+            </w:r>
+          </w:p>
+        </w:tc>
+        <w:tc>
+          <w:tcPr>
+            <w:tcW w:type="dxa" w:w="3312"/>
+          </w:tcPr>
+          <w:p>
+            <w:pPr>
+              <w:spacing w:before="10" w:after="10"/>
+            </w:pPr>
+            <w:r>
+              <w:rPr>
+                <w:b w:val="0"/>
+                <w:i w:val="0"/>
+                <w:sz w:val="14"/>
+              </w:rPr>
+              <w:t>Keep compileSdk 36 / AGP 8.9.1 / Gradle 8.11.1 and stable connect-client 1.1.0</w:t>
+            </w:r>
+          </w:p>
+        </w:tc>
+        <w:tc>
+          <w:tcPr>
+            <w:tcW w:type="dxa" w:w="3312"/>
+          </w:tcPr>
+          <w:p>
+            <w:pPr>
+              <w:spacing w:before="10" w:after="10"/>
+            </w:pPr>
+            <w:r>
+              <w:rPr>
+                <w:b w:val="0"/>
+                <w:i w:val="0"/>
+                <w:sz w:val="14"/>
+              </w:rPr>
+              <w:t>Unchanged; no further toolchain churn.</w:t>
+            </w:r>
+          </w:p>
+        </w:tc>
+      </w:tr>
+      <w:tr>
+        <w:tc>
+          <w:tcPr>
+            <w:tcW w:type="dxa" w:w="3312"/>
+            <w:shd w:val="clear" w:color="auto" w:fill="FAFBFD"/>
+          </w:tcPr>
+          <w:p>
+            <w:pPr>
+              <w:spacing w:before="10" w:after="10"/>
+            </w:pPr>
+            <w:r>
+              <w:rPr>
+                <w:b w:val="0"/>
+                <w:i w:val="0"/>
+                <w:sz w:val="14"/>
+              </w:rPr>
+              <w:t>Q2 lint gate (D-10)</w:t>
+            </w:r>
+          </w:p>
+        </w:tc>
+        <w:tc>
+          <w:tcPr>
+            <w:tcW w:type="dxa" w:w="3312"/>
+            <w:shd w:val="clear" w:color="auto" w:fill="FAFBFD"/>
+          </w:tcPr>
+          <w:p>
+            <w:pPr>
+              <w:spacing w:before="10" w:after="10"/>
+            </w:pPr>
+            <w:r>
+              <w:rPr>
+                <w:b w:val="0"/>
+                <w:i w:val="0"/>
+                <w:sz w:val="14"/>
+              </w:rPr>
+              <w:t>Restore abortOnError = true, keep warningsAsErrors = false</w:t>
+            </w:r>
+          </w:p>
+        </w:tc>
+        <w:tc>
+          <w:tcPr>
+            <w:tcW w:type="dxa" w:w="3312"/>
+            <w:shd w:val="clear" w:color="auto" w:fill="FAFBFD"/>
+          </w:tcPr>
+          <w:p>
+            <w:pPr>
+              <w:spacing w:before="10" w:after="10"/>
+            </w:pPr>
+            <w:r>
+              <w:rPr>
+                <w:b w:val="0"/>
+                <w:i w:val="0"/>
+                <w:sz w:val="14"/>
+              </w:rPr>
+              <w:t>Done, and confirmed empirically: the gate is live and still passes with 0 errors / 8 warnings.</w:t>
+            </w:r>
+          </w:p>
+        </w:tc>
+      </w:tr>
+      <w:tr>
+        <w:tc>
+          <w:tcPr>
+            <w:tcW w:type="dxa" w:w="3312"/>
+          </w:tcPr>
+          <w:p>
+            <w:pPr>
+              <w:spacing w:before="10" w:after="10"/>
+            </w:pPr>
+            <w:r>
+              <w:rPr>
+                <w:b w:val="0"/>
+                <w:i w:val="0"/>
+                <w:sz w:val="14"/>
+              </w:rPr>
+              <w:t>Q3 D-01 fabricated SpO2</w:t>
+            </w:r>
+          </w:p>
+        </w:tc>
+        <w:tc>
+          <w:tcPr>
+            <w:tcW w:type="dxa" w:w="3312"/>
+          </w:tcPr>
+          <w:p>
+            <w:pPr>
+              <w:spacing w:before="10" w:after="10"/>
+            </w:pPr>
+            <w:r>
+              <w:rPr>
+                <w:b w:val="0"/>
+                <w:i w:val="0"/>
+                <w:sz w:val="14"/>
+              </w:rPr>
+              <w:t>spo2 default -1.0 and read real .oxygenSaturation samples</w:t>
+            </w:r>
+          </w:p>
+        </w:tc>
+        <w:tc>
+          <w:tcPr>
+            <w:tcW w:type="dxa" w:w="3312"/>
+          </w:tcPr>
+          <w:p>
+            <w:pPr>
+              <w:spacing w:before="10" w:after="10"/>
+            </w:pPr>
+            <w:r>
+              <w:rPr>
+                <w:b w:val="0"/>
+                <w:i w:val="0"/>
+                <w:sz w:val="14"/>
+              </w:rPr>
+              <w:t>Done exactly as specified.</w:t>
+            </w:r>
+          </w:p>
+        </w:tc>
+      </w:tr>
+      <w:tr>
+        <w:tc>
+          <w:tcPr>
+            <w:tcW w:type="dxa" w:w="3312"/>
+            <w:shd w:val="clear" w:color="auto" w:fill="FAFBFD"/>
+          </w:tcPr>
+          <w:p>
+            <w:pPr>
+              <w:spacing w:before="10" w:after="10"/>
+            </w:pPr>
+            <w:r>
+              <w:rPr>
+                <w:b w:val="0"/>
+                <w:i w:val="0"/>
+                <w:sz w:val="14"/>
+              </w:rPr>
+              <w:t>Q4 D-02 unauthenticated LAN endpoint</w:t>
+            </w:r>
+          </w:p>
+        </w:tc>
+        <w:tc>
+          <w:tcPr>
+            <w:tcW w:type="dxa" w:w="3312"/>
+            <w:shd w:val="clear" w:color="auto" w:fill="FAFBFD"/>
+          </w:tcPr>
+          <w:p>
+            <w:pPr>
+              <w:spacing w:before="10" w:after="10"/>
+            </w:pPr>
+            <w:r>
+              <w:rPr>
+                <w:b w:val="0"/>
+                <w:i w:val="0"/>
+                <w:sz w:val="14"/>
+              </w:rPr>
+              <w:t>Keep cleartext, add peer restriction and optional token</w:t>
+            </w:r>
+          </w:p>
+        </w:tc>
+        <w:tc>
+          <w:tcPr>
+            <w:tcW w:type="dxa" w:w="3312"/>
+            <w:shd w:val="clear" w:color="auto" w:fill="FAFBFD"/>
+          </w:tcPr>
+          <w:p>
+            <w:pPr>
+              <w:spacing w:before="10" w:after="10"/>
+            </w:pPr>
+            <w:r>
+              <w:rPr>
+                <w:b w:val="0"/>
+                <w:i w:val="0"/>
+                <w:sz w:val="14"/>
+              </w:rPr>
+              <w:t>Peer restriction shipped (403 for non-private peers). Cleartext retained deliberately. Token NOT implemented - see 13.4.</w:t>
+            </w:r>
+          </w:p>
+        </w:tc>
+      </w:tr>
+      <w:tr>
+        <w:tc>
+          <w:tcPr>
+            <w:tcW w:type="dxa" w:w="3312"/>
+          </w:tcPr>
+          <w:p>
+            <w:pPr>
+              <w:spacing w:before="10" w:after="10"/>
+            </w:pPr>
+            <w:r>
+              <w:rPr>
+                <w:b w:val="0"/>
+                <w:i w:val="0"/>
+                <w:sz w:val="14"/>
+              </w:rPr>
+              <w:t>Q5 D-04 GATT queue</w:t>
+            </w:r>
+          </w:p>
+        </w:tc>
+        <w:tc>
+          <w:tcPr>
+            <w:tcW w:type="dxa" w:w="3312"/>
+          </w:tcPr>
+          <w:p>
+            <w:pPr>
+              <w:spacing w:before="10" w:after="10"/>
+            </w:pPr>
+            <w:r>
+              <w:rPr>
+                <w:b w:val="0"/>
+                <w:i w:val="0"/>
+                <w:sz w:val="14"/>
+              </w:rPr>
+              <w:t>Check return values and add a 3 s watchdog per operation</w:t>
+            </w:r>
+          </w:p>
+        </w:tc>
+        <w:tc>
+          <w:tcPr>
+            <w:tcW w:type="dxa" w:w="3312"/>
+          </w:tcPr>
+          <w:p>
+            <w:pPr>
+              <w:spacing w:before="10" w:after="10"/>
+            </w:pPr>
+            <w:r>
+              <w:rPr>
+                <w:b w:val="0"/>
+                <w:i w:val="0"/>
+                <w:sz w:val="14"/>
+              </w:rPr>
+              <w:t>Done: writeDescriptor/readCharacteristic return values checked; 3,000 ms token-guarded coroutine watchdog.</w:t>
+            </w:r>
+          </w:p>
+        </w:tc>
+      </w:tr>
+      <w:tr>
+        <w:tc>
+          <w:tcPr>
+            <w:tcW w:type="dxa" w:w="3312"/>
+            <w:shd w:val="clear" w:color="auto" w:fill="FAFBFD"/>
+          </w:tcPr>
+          <w:p>
+            <w:pPr>
+              <w:spacing w:before="10" w:after="10"/>
+            </w:pPr>
+            <w:r>
+              <w:rPr>
+                <w:b w:val="0"/>
+                <w:i w:val="0"/>
+                <w:sz w:val="14"/>
+              </w:rPr>
+              <w:t>Q6 test suite</w:t>
+            </w:r>
+          </w:p>
+        </w:tc>
+        <w:tc>
+          <w:tcPr>
+            <w:tcW w:type="dxa" w:w="3312"/>
+            <w:shd w:val="clear" w:color="auto" w:fill="FAFBFD"/>
+          </w:tcPr>
+          <w:p>
+            <w:pPr>
+              <w:spacing w:before="10" w:after="10"/>
+            </w:pPr>
+            <w:r>
+              <w:rPr>
+                <w:b w:val="0"/>
+                <w:i w:val="0"/>
+                <w:sz w:val="14"/>
+              </w:rPr>
+              <w:t>Add 5 more tests</w:t>
+            </w:r>
+          </w:p>
+        </w:tc>
+        <w:tc>
+          <w:tcPr>
+            <w:tcW w:type="dxa" w:w="3312"/>
+            <w:shd w:val="clear" w:color="auto" w:fill="FAFBFD"/>
+          </w:tcPr>
+          <w:p>
+            <w:pPr>
+              <w:spacing w:before="10" w:after="10"/>
+            </w:pPr>
+            <w:r>
+              <w:rPr>
+                <w:b w:val="0"/>
+                <w:i w:val="0"/>
+                <w:sz w:val="14"/>
+              </w:rPr>
+              <w:t>Done: 11 tests total, all passing (5 original + 6 new).</w:t>
+            </w:r>
+          </w:p>
+        </w:tc>
+      </w:tr>
+      <w:tr>
+        <w:tc>
+          <w:tcPr>
+            <w:tcW w:type="dxa" w:w="3312"/>
+          </w:tcPr>
+          <w:p>
+            <w:pPr>
+              <w:spacing w:before="10" w:after="10"/>
+            </w:pPr>
+            <w:r>
+              <w:rPr>
+                <w:b w:val="0"/>
+                <w:i w:val="0"/>
+                <w:sz w:val="14"/>
+              </w:rPr>
+              <w:t>Q7 new findings D-12 / D-13 / D-14</w:t>
+            </w:r>
+          </w:p>
+        </w:tc>
+        <w:tc>
+          <w:tcPr>
+            <w:tcW w:type="dxa" w:w="3312"/>
+          </w:tcPr>
+          <w:p>
+            <w:pPr>
+              <w:spacing w:before="10" w:after="10"/>
+            </w:pPr>
+            <w:r>
+              <w:rPr>
+                <w:b w:val="0"/>
+                <w:i w:val="0"/>
+                <w:sz w:val="14"/>
+              </w:rPr>
+              <w:t>Fix all three</w:t>
+            </w:r>
+          </w:p>
+        </w:tc>
+        <w:tc>
+          <w:tcPr>
+            <w:tcW w:type="dxa" w:w="3312"/>
+          </w:tcPr>
+          <w:p>
+            <w:pPr>
+              <w:spacing w:before="10" w:after="10"/>
+            </w:pPr>
+            <w:r>
+              <w:rPr>
+                <w:b w:val="0"/>
+                <w:i w:val="0"/>
+                <w:sz w:val="14"/>
+              </w:rPr>
+              <w:t>All three fixed.</w:t>
+            </w:r>
+          </w:p>
+        </w:tc>
+      </w:tr>
+      <w:tr>
+        <w:tc>
+          <w:tcPr>
+            <w:tcW w:type="dxa" w:w="3312"/>
+            <w:shd w:val="clear" w:color="auto" w:fill="FAFBFD"/>
+          </w:tcPr>
+          <w:p>
+            <w:pPr>
+              <w:spacing w:before="10" w:after="10"/>
+            </w:pPr>
+            <w:r>
+              <w:rPr>
+                <w:b w:val="0"/>
+                <w:i w:val="0"/>
+                <w:sz w:val="14"/>
+              </w:rPr>
+              <w:t>D-03, D-05, D-06, D-08, D-11</w:t>
+            </w:r>
+          </w:p>
+        </w:tc>
+        <w:tc>
+          <w:tcPr>
+            <w:tcW w:type="dxa" w:w="3312"/>
+            <w:shd w:val="clear" w:color="auto" w:fill="FAFBFD"/>
+          </w:tcPr>
+          <w:p>
+            <w:pPr>
+              <w:spacing w:before="10" w:after="10"/>
+            </w:pPr>
+            <w:r>
+              <w:rPr>
+                <w:b w:val="0"/>
+                <w:i w:val="0"/>
+                <w:sz w:val="14"/>
+              </w:rPr>
+              <w:t>Triage table items</w:t>
+            </w:r>
+          </w:p>
+        </w:tc>
+        <w:tc>
+          <w:tcPr>
+            <w:tcW w:type="dxa" w:w="3312"/>
+            <w:shd w:val="clear" w:color="auto" w:fill="FAFBFD"/>
+          </w:tcPr>
+          <w:p>
+            <w:pPr>
+              <w:spacing w:before="10" w:after="10"/>
+            </w:pPr>
+            <w:r>
+              <w:rPr>
+                <w:b w:val="0"/>
+                <w:i w:val="0"/>
+                <w:sz w:val="14"/>
+              </w:rPr>
+              <w:t>All fixed.</w:t>
+            </w:r>
+          </w:p>
+        </w:tc>
+      </w:tr>
+    </w:tbl>
+    <w:p>
+      <w:pPr>
+        <w:spacing w:after="40"/>
+      </w:pPr>
+    </w:p>
+    <w:p>
+      <w:pPr>
+        <w:pStyle w:val="Heading2"/>
+      </w:pPr>
+      <w:r>
+        <w:t>13.2 Deviation from the adjudicated directive, and why</w:t>
+      </w:r>
+    </w:p>
+    <w:p>
+      <w:r>
+        <w:rPr>
+          <w:b w:val="0"/>
+          <w:i w:val="0"/>
+        </w:rPr>
+        <w:t>The reviewer's Q6 asked for an RMSSD artifact test asserting that listOf(800.0, 1000.0, 1500.0, 1200.0) yields 0.0. That expectation is not what the parser does, and the parser is correct.</w:t>
+      </w:r>
+    </w:p>
+    <w:p>
+      <w:r>
+        <w:rPr>
+          <w:b w:val="0"/>
+          <w:i w:val="0"/>
+        </w:rPr>
+        <w:t>Deltas for that input are +200, +500 and -300. The filter at BlePacketParser.kt:156 is abs(diff) &lt;= 350, so +200 AND -300 are admissible and only +500 is rejected. The correct value is sqrt((200^2 + 300^2) / 2) = sqrt(65000) = 254.95 -&gt; 255.0 ms, not 0.0.</w:t>
+      </w:r>
+    </w:p>
+    <w:p>
+      <w:r>
+        <w:rPr>
+          <w:b w:val="0"/>
+          <w:i w:val="0"/>
+        </w:rPr>
+        <w:t>Rather than weaken the test to match the directive, v1.0.1 asserts the true behaviour at three points: the ectopic case [800, 820, 1400, 830] -&gt; 20.0 (only the +20 pair survives), an all-artifact case [800, 1300, 1800] -&gt; 0.0 (no admissible pairs), and the mixed case above -&gt; 255.0. Three of the builder's own first-draft expectations in this test were also wrong and were corrected against the implementation; the implementation was never changed to satisfy a test.</w:t>
+      </w:r>
+    </w:p>
+    <w:p>
+      <w:pPr>
+        <w:pStyle w:val="Heading2"/>
+      </w:pPr>
+      <w:r>
+        <w:t>13.3 v1.0.1 change map</w:t>
+      </w:r>
+    </w:p>
+    <w:tbl>
+      <w:tblPr>
+        <w:tblStyle w:val="TableGrid"/>
+        <w:tblW w:type="auto" w:w="0"/>
+        <w:tblLook w:firstColumn="1" w:firstRow="1" w:lastColumn="0" w:lastRow="0" w:noHBand="0" w:noVBand="1" w:val="04A0"/>
+        <w:tblLayout w:type="fixed"/>
+      </w:tblPr>
+      <w:tblGrid>
+        <w:gridCol w:w="4968"/>
+        <w:gridCol w:w="4968"/>
+      </w:tblGrid>
+      <w:tr>
+        <w:tc>
+          <w:tcPr>
+            <w:tcW w:type="dxa" w:w="2448"/>
+            <w:shd w:val="clear" w:color="auto" w:fill="E8EEF7"/>
+          </w:tcPr>
+          <w:p>
+            <w:pPr>
+              <w:spacing w:before="10" w:after="10"/>
+            </w:pPr>
+            <w:r>
+              <w:rPr>
+                <w:b/>
+                <w:i w:val="0"/>
+                <w:sz w:val="14"/>
+              </w:rPr>
+              <w:t>ID</w:t>
+            </w:r>
+          </w:p>
+        </w:tc>
+        <w:tc>
+          <w:tcPr>
+            <w:tcW w:type="dxa" w:w="7488"/>
+            <w:shd w:val="clear" w:color="auto" w:fill="E8EEF7"/>
+          </w:tcPr>
+          <w:p>
+            <w:pPr>
+              <w:spacing w:before="10" w:after="10"/>
+            </w:pPr>
+            <w:r>
+              <w:rPr>
+                <w:b/>
+                <w:i w:val="0"/>
+                <w:sz w:val="14"/>
+              </w:rPr>
+              <w:t>Fix</w:t>
+            </w:r>
+          </w:p>
+        </w:tc>
+      </w:tr>
+      <w:tr>
+        <w:tc>
+          <w:tcPr>
+            <w:tcW w:type="dxa" w:w="2448"/>
+          </w:tcPr>
+          <w:p>
+            <w:pPr>
+              <w:spacing w:before="10" w:after="10"/>
+            </w:pPr>
+            <w:r>
+              <w:rPr>
+                <w:b w:val="0"/>
+                <w:i w:val="0"/>
+                <w:sz w:val="14"/>
+              </w:rPr>
+              <w:t>D-01</w:t>
+            </w:r>
+          </w:p>
+        </w:tc>
+        <w:tc>
+          <w:tcPr>
+            <w:tcW w:type="dxa" w:w="7488"/>
+          </w:tcPr>
+          <w:p>
+            <w:pPr>
+              <w:spacing w:before="10" w:after="10"/>
+            </w:pPr>
+            <w:r>
+              <w:rPr>
+                <w:b w:val="0"/>
+                <w:i w:val="0"/>
+                <w:sz w:val="14"/>
+              </w:rPr>
+              <w:t>spo2 default -1.0; oxygenSaturation case added, normalising .percent() (0..1) to 0..100. With no reading, -1.0 reaches the Android range check and no record is written.</w:t>
+            </w:r>
+          </w:p>
+        </w:tc>
+      </w:tr>
+      <w:tr>
+        <w:tc>
+          <w:tcPr>
+            <w:tcW w:type="dxa" w:w="2448"/>
+            <w:shd w:val="clear" w:color="auto" w:fill="FAFBFD"/>
+          </w:tcPr>
+          <w:p>
+            <w:pPr>
+              <w:spacing w:before="10" w:after="10"/>
+            </w:pPr>
+            <w:r>
+              <w:rPr>
+                <w:b w:val="0"/>
+                <w:i w:val="0"/>
+                <w:sz w:val="14"/>
+              </w:rPr>
+              <w:t>D-02</w:t>
+            </w:r>
+          </w:p>
+        </w:tc>
+        <w:tc>
+          <w:tcPr>
+            <w:tcW w:type="dxa" w:w="7488"/>
+            <w:shd w:val="clear" w:color="auto" w:fill="FAFBFD"/>
+          </w:tcPr>
+          <w:p>
+            <w:pPr>
+              <w:spacing w:before="10" w:after="10"/>
+            </w:pPr>
+            <w:r>
+              <w:rPr>
+                <w:b w:val="0"/>
+                <w:i w:val="0"/>
+                <w:sz w:val="14"/>
+              </w:rPr>
+              <w:t>isPrivateNetworkAddress() gates handleHttpConnection; non-private peers get 403. Loopback, 10/8, 192.168/16, 169.254/16, 172.16/12, IPv4-mapped, fe80::/10 and fc00::/7 are accepted.</w:t>
+            </w:r>
+          </w:p>
+        </w:tc>
+      </w:tr>
+      <w:tr>
+        <w:tc>
+          <w:tcPr>
+            <w:tcW w:type="dxa" w:w="2448"/>
+          </w:tcPr>
+          <w:p>
+            <w:pPr>
+              <w:spacing w:before="10" w:after="10"/>
+            </w:pPr>
+            <w:r>
+              <w:rPr>
+                <w:b w:val="0"/>
+                <w:i w:val="0"/>
+                <w:sz w:val="14"/>
+              </w:rPr>
+              <w:t>D-03</w:t>
+            </w:r>
+          </w:p>
+        </w:tc>
+        <w:tc>
+          <w:tcPr>
+            <w:tcW w:type="dxa" w:w="7488"/>
+          </w:tcPr>
+          <w:p>
+            <w:pPr>
+              <w:spacing w:before="10" w:after="10"/>
+            </w:pPr>
+            <w:r>
+              <w:rPr>
+                <w:b w:val="0"/>
+                <w:i w:val="0"/>
+                <w:sz w:val="14"/>
+              </w:rPr>
+              <w:t>runtimeBleLauncher consumes the granted map and only starts the foreground service when BLUETOOTH_CONNECT and BLUETOOTH_SCAN are both granted; otherwise it logs.</w:t>
+            </w:r>
+          </w:p>
+        </w:tc>
+      </w:tr>
+      <w:tr>
+        <w:tc>
+          <w:tcPr>
+            <w:tcW w:type="dxa" w:w="2448"/>
+            <w:shd w:val="clear" w:color="auto" w:fill="FAFBFD"/>
+          </w:tcPr>
+          <w:p>
+            <w:pPr>
+              <w:spacing w:before="10" w:after="10"/>
+            </w:pPr>
+            <w:r>
+              <w:rPr>
+                <w:b w:val="0"/>
+                <w:i w:val="0"/>
+                <w:sz w:val="14"/>
+              </w:rPr>
+              <w:t>D-04</w:t>
+            </w:r>
+          </w:p>
+        </w:tc>
+        <w:tc>
+          <w:tcPr>
+            <w:tcW w:type="dxa" w:w="7488"/>
+            <w:shd w:val="clear" w:color="auto" w:fill="FAFBFD"/>
+          </w:tcPr>
+          <w:p>
+            <w:pPr>
+              <w:spacing w:before="10" w:after="10"/>
+            </w:pPr>
+            <w:r>
+              <w:rPr>
+                <w:b w:val="0"/>
+                <w:i w:val="0"/>
+                <w:sz w:val="14"/>
+              </w:rPr>
+              <w:t>writeDescriptor != BluetoothStatusCodes.SUCCESS and readCharacteristic == false advance the queue immediately; a 3,000 ms token-guarded watchdog advances a dropped operation.</w:t>
+            </w:r>
+          </w:p>
+        </w:tc>
+      </w:tr>
+      <w:tr>
+        <w:tc>
+          <w:tcPr>
+            <w:tcW w:type="dxa" w:w="2448"/>
+          </w:tcPr>
+          <w:p>
+            <w:pPr>
+              <w:spacing w:before="10" w:after="10"/>
+            </w:pPr>
+            <w:r>
+              <w:rPr>
+                <w:b w:val="0"/>
+                <w:i w:val="0"/>
+                <w:sz w:val="14"/>
+              </w:rPr>
+              <w:t>D-05</w:t>
+            </w:r>
+          </w:p>
+        </w:tc>
+        <w:tc>
+          <w:tcPr>
+            <w:tcW w:type="dxa" w:w="7488"/>
+          </w:tcPr>
+          <w:p>
+            <w:pPr>
+              <w:spacing w:before="10" w:after="10"/>
+            </w:pPr>
+            <w:r>
+              <w:rPr>
+                <w:b w:val="0"/>
+                <w:i w:val="0"/>
+                <w:sz w:val="14"/>
+              </w:rPr>
+              <w:t>SDNN import into HeartRateVariabilityRmssdRecord is gated behind IMPORT_SDNN_AS_RMSSD (default false), with the metric mismatch documented at the call site.</w:t>
+            </w:r>
+          </w:p>
+        </w:tc>
+      </w:tr>
+      <w:tr>
+        <w:tc>
+          <w:tcPr>
+            <w:tcW w:type="dxa" w:w="2448"/>
+            <w:shd w:val="clear" w:color="auto" w:fill="FAFBFD"/>
+          </w:tcPr>
+          <w:p>
+            <w:pPr>
+              <w:spacing w:before="10" w:after="10"/>
+            </w:pPr>
+            <w:r>
+              <w:rPr>
+                <w:b w:val="0"/>
+                <w:i w:val="0"/>
+                <w:sz w:val="14"/>
+              </w:rPr>
+              <w:t>D-06</w:t>
+            </w:r>
+          </w:p>
+        </w:tc>
+        <w:tc>
+          <w:tcPr>
+            <w:tcW w:type="dxa" w:w="7488"/>
+            <w:shd w:val="clear" w:color="auto" w:fill="FAFBFD"/>
+          </w:tcPr>
+          <w:p>
+            <w:pPr>
+              <w:spacing w:before="10" w:after="10"/>
+            </w:pPr>
+            <w:r>
+              <w:rPr>
+                <w:b w:val="0"/>
+                <w:i w:val="0"/>
+                <w:sz w:val="14"/>
+              </w:rPr>
+              <w:t>@Volatile isShuttingDown is set before teardown; the accept loop suppresses the resulting SocketException log.</w:t>
+            </w:r>
+          </w:p>
+        </w:tc>
+      </w:tr>
+      <w:tr>
+        <w:tc>
+          <w:tcPr>
+            <w:tcW w:type="dxa" w:w="2448"/>
+          </w:tcPr>
+          <w:p>
+            <w:pPr>
+              <w:spacing w:before="10" w:after="10"/>
+            </w:pPr>
+            <w:r>
+              <w:rPr>
+                <w:b w:val="0"/>
+                <w:i w:val="0"/>
+                <w:sz w:val="14"/>
+              </w:rPr>
+              <w:t>D-08</w:t>
+            </w:r>
+          </w:p>
+        </w:tc>
+        <w:tc>
+          <w:tcPr>
+            <w:tcW w:type="dxa" w:w="7488"/>
+          </w:tcPr>
+          <w:p>
+            <w:pPr>
+              <w:spacing w:before="10" w:after="10"/>
+            </w:pPr>
+            <w:r>
+              <w:rPr>
+                <w:b w:val="0"/>
+                <w:i w:val="0"/>
+                <w:sz w:val="14"/>
+              </w:rPr>
+              <w:t>client is now HealthConnectClient?, populated only when getSdkStatus == SDK_AVAILABLE; every write path returns early when null and isAvailable is exposed.</w:t>
+            </w:r>
+          </w:p>
+        </w:tc>
+      </w:tr>
+      <w:tr>
+        <w:tc>
+          <w:tcPr>
+            <w:tcW w:type="dxa" w:w="2448"/>
+            <w:shd w:val="clear" w:color="auto" w:fill="FAFBFD"/>
+          </w:tcPr>
+          <w:p>
+            <w:pPr>
+              <w:spacing w:before="10" w:after="10"/>
+            </w:pPr>
+            <w:r>
+              <w:rPr>
+                <w:b w:val="0"/>
+                <w:i w:val="0"/>
+                <w:sz w:val="14"/>
+              </w:rPr>
+              <w:t>D-10</w:t>
+            </w:r>
+          </w:p>
+        </w:tc>
+        <w:tc>
+          <w:tcPr>
+            <w:tcW w:type="dxa" w:w="7488"/>
+            <w:shd w:val="clear" w:color="auto" w:fill="FAFBFD"/>
+          </w:tcPr>
+          <w:p>
+            <w:pPr>
+              <w:spacing w:before="10" w:after="10"/>
+            </w:pPr>
+            <w:r>
+              <w:rPr>
+                <w:b w:val="0"/>
+                <w:i w:val="0"/>
+                <w:sz w:val="14"/>
+              </w:rPr>
+              <w:t>abortOnError = true, warningsAsErrors = false, checkDependencies = false.</w:t>
+            </w:r>
+          </w:p>
+        </w:tc>
+      </w:tr>
+      <w:tr>
+        <w:tc>
+          <w:tcPr>
+            <w:tcW w:type="dxa" w:w="2448"/>
+          </w:tcPr>
+          <w:p>
+            <w:pPr>
+              <w:spacing w:before="10" w:after="10"/>
+            </w:pPr>
+            <w:r>
+              <w:rPr>
+                <w:b w:val="0"/>
+                <w:i w:val="0"/>
+                <w:sz w:val="14"/>
+              </w:rPr>
+              <w:t>D-11</w:t>
+            </w:r>
+          </w:p>
+        </w:tc>
+        <w:tc>
+          <w:tcPr>
+            <w:tcW w:type="dxa" w:w="7488"/>
+          </w:tcPr>
+          <w:p>
+            <w:pPr>
+              <w:spacing w:before="10" w:after="10"/>
+            </w:pPr>
+            <w:r>
+              <w:rPr>
+                <w:b w:val="0"/>
+                <w:i w:val="0"/>
+                <w:sz w:val="14"/>
+              </w:rPr>
+              <w:t>fail_on_unmatched_files: true on the release step.</w:t>
+            </w:r>
+          </w:p>
+        </w:tc>
+      </w:tr>
+      <w:tr>
+        <w:tc>
+          <w:tcPr>
+            <w:tcW w:type="dxa" w:w="2448"/>
+            <w:shd w:val="clear" w:color="auto" w:fill="FAFBFD"/>
+          </w:tcPr>
+          <w:p>
+            <w:pPr>
+              <w:spacing w:before="10" w:after="10"/>
+            </w:pPr>
+            <w:r>
+              <w:rPr>
+                <w:b w:val="0"/>
+                <w:i w:val="0"/>
+                <w:sz w:val="14"/>
+              </w:rPr>
+              <w:t>D-12</w:t>
+            </w:r>
+          </w:p>
+        </w:tc>
+        <w:tc>
+          <w:tcPr>
+            <w:tcW w:type="dxa" w:w="7488"/>
+            <w:shd w:val="clear" w:color="auto" w:fill="FAFBFD"/>
+          </w:tcPr>
+          <w:p>
+            <w:pPr>
+              <w:spacing w:before="10" w:after="10"/>
+            </w:pPr>
+            <w:r>
+              <w:rPr>
+                <w:b w:val="0"/>
+                <w:i w:val="0"/>
+                <w:sz w:val="14"/>
+              </w:rPr>
+              <w:t>@Volatile isBleConnecting gate set before connectGatt, cleared on STATE_CONNECTED/STATE_DISCONNECTED, and also cleared if connectGatt throws or returns null.</w:t>
+            </w:r>
+          </w:p>
+        </w:tc>
+      </w:tr>
+      <w:tr>
+        <w:tc>
+          <w:tcPr>
+            <w:tcW w:type="dxa" w:w="2448"/>
+          </w:tcPr>
+          <w:p>
+            <w:pPr>
+              <w:spacing w:before="10" w:after="10"/>
+            </w:pPr>
+            <w:r>
+              <w:rPr>
+                <w:b w:val="0"/>
+                <w:i w:val="0"/>
+                <w:sz w:val="14"/>
+              </w:rPr>
+              <w:t>D-13</w:t>
+            </w:r>
+          </w:p>
+        </w:tc>
+        <w:tc>
+          <w:tcPr>
+            <w:tcW w:type="dxa" w:w="7488"/>
+          </w:tcPr>
+          <w:p>
+            <w:pPr>
+              <w:spacing w:before="10" w:after="10"/>
+            </w:pPr>
+            <w:r>
+              <w:rPr>
+                <w:b w:val="0"/>
+                <w:i w:val="0"/>
+                <w:sz w:val="14"/>
+              </w:rPr>
+              <w:t>shouldAcceptContinuityFrame() requires the tracked MAC once known and otherwise a &gt; -80 dBm floor; RSSI is smoothed with an EMA (0.3</w:t>
+            </w:r>
+            <w:r>
+              <w:rPr>
+                <w:i/>
+                <w:sz w:val="14"/>
+              </w:rPr>
+              <w:t>new + 0.7</w:t>
+            </w:r>
+            <w:r>
+              <w:rPr>
+                <w:b w:val="0"/>
+                <w:i w:val="0"/>
+                <w:sz w:val="14"/>
+              </w:rPr>
+              <w:t>previous).</w:t>
+            </w:r>
+          </w:p>
+        </w:tc>
+      </w:tr>
+      <w:tr>
+        <w:tc>
+          <w:tcPr>
+            <w:tcW w:type="dxa" w:w="2448"/>
+            <w:shd w:val="clear" w:color="auto" w:fill="FAFBFD"/>
+          </w:tcPr>
+          <w:p>
+            <w:pPr>
+              <w:spacing w:before="10" w:after="10"/>
+            </w:pPr>
+            <w:r>
+              <w:rPr>
+                <w:b w:val="0"/>
+                <w:i w:val="0"/>
+                <w:sz w:val="14"/>
+              </w:rPr>
+              <w:t>D-14</w:t>
+            </w:r>
+          </w:p>
+        </w:tc>
+        <w:tc>
+          <w:tcPr>
+            <w:tcW w:type="dxa" w:w="7488"/>
+            <w:shd w:val="clear" w:color="auto" w:fill="FAFBFD"/>
+          </w:tcPr>
+          <w:p>
+            <w:pPr>
+              <w:spacing w:before="10" w:after="10"/>
+            </w:pPr>
+            <w:r>
+              <w:rPr>
+                <w:b w:val="0"/>
+                <w:i w:val="0"/>
+                <w:sz w:val="14"/>
+              </w:rPr>
+              <w:t>lastCumulativeSteps sentinel is -1L; the first payload establishes the baseline with stepDelta = 0, so a day's backlog is never written into one 60-second window.</w:t>
+            </w:r>
+          </w:p>
+        </w:tc>
+      </w:tr>
+    </w:tbl>
+    <w:p>
+      <w:pPr>
+        <w:spacing w:after="40"/>
+      </w:pPr>
+    </w:p>
+    <w:p>
+      <w:pPr>
+        <w:pStyle w:val="Heading2"/>
+      </w:pPr>
+      <w:r>
+        <w:t>13.4 v1.0.1 verification</w:t>
+      </w:r>
+    </w:p>
+    <w:p>
+      <w:pPr>
+        <w:spacing w:before="0" w:after="0" w:line="240" w:lineRule="auto"/>
+        <w:ind w:left="144"/>
+      </w:pPr>
+      <w:r>
+        <w:rPr>
+          <w:rFonts w:ascii="Consolas" w:hAnsi="Consolas"/>
+          <w:color w:val="1F2328"/>
+          <w:sz w:val="13"/>
+        </w:rPr>
+        <w:t>&gt; .\gradlew.bat testDebugUnitTest lintDebug assembleDebug assembleRelease --parallel --no-daemon</w:t>
+      </w:r>
+    </w:p>
+    <w:p>
+      <w:pPr>
+        <w:spacing w:before="0" w:after="0" w:line="240" w:lineRule="auto"/>
+        <w:ind w:left="144"/>
+      </w:pPr>
+      <w:r>
+        <w:rPr>
+          <w:rFonts w:ascii="Consolas" w:hAnsi="Consolas"/>
+          <w:color w:val="1F2328"/>
+          <w:sz w:val="13"/>
+        </w:rPr>
+        <w:t>BUILD SUCCESSFUL</w:t>
+      </w:r>
+    </w:p>
+    <w:p>
+      <w:pPr>
+        <w:spacing w:before="0" w:after="0" w:line="240" w:lineRule="auto"/>
+        <w:ind w:left="144"/>
+      </w:pPr>
+      <w:r>
+        <w:rPr>
+          <w:rFonts w:ascii="Consolas" w:hAnsi="Consolas"/>
+          <w:color w:val="1F2328"/>
+          <w:sz w:val="13"/>
+        </w:rPr>
+        <w:t>###GRADLE_EXIT=0</w:t>
+      </w:r>
+    </w:p>
+    <w:tbl>
+      <w:tblPr>
+        <w:tblStyle w:val="TableGrid"/>
+        <w:tblW w:type="auto" w:w="0"/>
+        <w:tblLook w:firstColumn="1" w:firstRow="1" w:lastColumn="0" w:lastRow="0" w:noHBand="0" w:noVBand="1" w:val="04A0"/>
+        <w:tblLayout w:type="fixed"/>
+      </w:tblPr>
+      <w:tblGrid>
+        <w:gridCol w:w="4968"/>
+        <w:gridCol w:w="4968"/>
+      </w:tblGrid>
+      <w:tr>
+        <w:tc>
+          <w:tcPr>
+            <w:tcW w:type="dxa" w:w="2448"/>
+            <w:shd w:val="clear" w:color="auto" w:fill="E8EEF7"/>
+          </w:tcPr>
+          <w:p>
+            <w:pPr>
+              <w:spacing w:before="10" w:after="10"/>
+            </w:pPr>
+            <w:r>
+              <w:rPr>
+                <w:b/>
+                <w:i w:val="0"/>
+                <w:sz w:val="14"/>
+              </w:rPr>
+              <w:t>Gate</w:t>
+            </w:r>
+          </w:p>
+        </w:tc>
+        <w:tc>
+          <w:tcPr>
+            <w:tcW w:type="dxa" w:w="7488"/>
+            <w:shd w:val="clear" w:color="auto" w:fill="E8EEF7"/>
+          </w:tcPr>
+          <w:p>
+            <w:pPr>
+              <w:spacing w:before="10" w:after="10"/>
+            </w:pPr>
+            <w:r>
+              <w:rPr>
+                <w:b/>
+                <w:i w:val="0"/>
+                <w:sz w:val="14"/>
+              </w:rPr>
+              <w:t>Result</w:t>
+            </w:r>
+          </w:p>
+        </w:tc>
+      </w:tr>
+      <w:tr>
+        <w:tc>
+          <w:tcPr>
+            <w:tcW w:type="dxa" w:w="2448"/>
+          </w:tcPr>
+          <w:p>
+            <w:pPr>
+              <w:spacing w:before="10" w:after="10"/>
+            </w:pPr>
+            <w:r>
+              <w:rPr>
+                <w:b w:val="0"/>
+                <w:i w:val="0"/>
+                <w:sz w:val="14"/>
+              </w:rPr>
+              <w:t>Unit tests</w:t>
+            </w:r>
+          </w:p>
+        </w:tc>
+        <w:tc>
+          <w:tcPr>
+            <w:tcW w:type="dxa" w:w="7488"/>
+          </w:tcPr>
+          <w:p>
+            <w:pPr>
+              <w:spacing w:before="10" w:after="10"/>
+            </w:pPr>
+            <w:r>
+              <w:rPr>
+                <w:b w:val="0"/>
+                <w:i w:val="0"/>
+                <w:sz w:val="14"/>
+              </w:rPr>
+              <w:t>11 tests, 0 failures, 0 errors, 0 skipped</w:t>
+            </w:r>
+          </w:p>
+        </w:tc>
+      </w:tr>
+      <w:tr>
+        <w:tc>
+          <w:tcPr>
+            <w:tcW w:type="dxa" w:w="2448"/>
+            <w:shd w:val="clear" w:color="auto" w:fill="FAFBFD"/>
+          </w:tcPr>
+          <w:p>
+            <w:pPr>
+              <w:spacing w:before="10" w:after="10"/>
+            </w:pPr>
+            <w:r>
+              <w:rPr>
+                <w:b w:val="0"/>
+                <w:i w:val="0"/>
+                <w:sz w:val="14"/>
+              </w:rPr>
+              <w:t>Lint (abortOnError = true)</w:t>
+            </w:r>
+          </w:p>
+        </w:tc>
+        <w:tc>
+          <w:tcPr>
+            <w:tcW w:type="dxa" w:w="7488"/>
+            <w:shd w:val="clear" w:color="auto" w:fill="FAFBFD"/>
+          </w:tcPr>
+          <w:p>
+            <w:pPr>
+              <w:spacing w:before="10" w:after="10"/>
+            </w:pPr>
+            <w:r>
+              <w:rPr>
+                <w:b w:val="0"/>
+                <w:i w:val="0"/>
+                <w:sz w:val="14"/>
+              </w:rPr>
+              <w:t>0 errors, 0 fatal, 8 warnings (GradleDependency x6, DataExtractionRules x1, OldTargetApi x1)</w:t>
+            </w:r>
+          </w:p>
+        </w:tc>
+      </w:tr>
+      <w:tr>
+        <w:tc>
+          <w:tcPr>
+            <w:tcW w:type="dxa" w:w="2448"/>
+          </w:tcPr>
+          <w:p>
+            <w:pPr>
+              <w:spacing w:before="10" w:after="10"/>
+            </w:pPr>
+            <w:r>
+              <w:rPr>
+                <w:b w:val="0"/>
+                <w:i w:val="0"/>
+                <w:sz w:val="14"/>
+              </w:rPr>
+              <w:t>assembleDebug</w:t>
+            </w:r>
+          </w:p>
+        </w:tc>
+        <w:tc>
+          <w:tcPr>
+            <w:tcW w:type="dxa" w:w="7488"/>
+          </w:tcPr>
+          <w:p>
+            <w:pPr>
+              <w:spacing w:before="10" w:after="10"/>
+            </w:pPr>
+            <w:r>
+              <w:rPr>
+                <w:b w:val="0"/>
+                <w:i w:val="0"/>
+                <w:sz w:val="14"/>
+              </w:rPr>
+              <w:t>app-debug.apk - versionCode 2, versionName 1.0.1-debug, apksigner verified</w:t>
+            </w:r>
+          </w:p>
+        </w:tc>
+      </w:tr>
+      <w:tr>
+        <w:tc>
+          <w:tcPr>
+            <w:tcW w:type="dxa" w:w="2448"/>
+            <w:shd w:val="clear" w:color="auto" w:fill="FAFBFD"/>
+          </w:tcPr>
+          <w:p>
+            <w:pPr>
+              <w:spacing w:before="10" w:after="10"/>
+            </w:pPr>
+            <w:r>
+              <w:rPr>
+                <w:b w:val="0"/>
+                <w:i w:val="0"/>
+                <w:sz w:val="14"/>
+              </w:rPr>
+              <w:t>assembleRelease</w:t>
+            </w:r>
+          </w:p>
+        </w:tc>
+        <w:tc>
+          <w:tcPr>
+            <w:tcW w:type="dxa" w:w="7488"/>
+            <w:shd w:val="clear" w:color="auto" w:fill="FAFBFD"/>
+          </w:tcPr>
+          <w:p>
+            <w:pPr>
+              <w:spacing w:before="10" w:after="10"/>
+            </w:pPr>
+            <w:r>
+              <w:rPr>
+                <w:b w:val="0"/>
+                <w:i w:val="0"/>
+                <w:sz w:val="14"/>
+              </w:rPr>
+              <w:t>app-release.apk - versionCode 2, versionName 1.0.1, R8-minified, apksigner verified</w:t>
+            </w:r>
+          </w:p>
+        </w:tc>
+      </w:tr>
+    </w:tbl>
+    <w:p>
+      <w:pPr>
+        <w:spacing w:after="40"/>
+      </w:pPr>
+    </w:p>
+    <w:p>
+      <w:r>
+        <w:rPr>
+          <w:b w:val="0"/>
+          <w:i w:val="0"/>
+        </w:rPr>
+        <w:t>The three new pure-logic tests exercise paths that were previously untested: the RMSSD artifact-rejection branch and the size &lt; 3 guard, truncated-packet null safety for both the HR and RSC/Continuity parsers, and estimateDistanceMeters boundary handling plus monotonicity across -60 .. -110 dBm.</w:t>
+      </w:r>
+    </w:p>
+    <w:p>
+      <w:pPr>
+        <w:pStyle w:val="Heading2"/>
+      </w:pPr>
+      <w:r>
+        <w:t>13.5 Residual risks carried forward (not fixed in v1.0.1)</w:t>
+      </w:r>
+    </w:p>
+    <w:p>
+      <w:pPr>
+        <w:pStyle w:val="ListBullet"/>
+      </w:pPr>
+      <w:r>
+        <w:rPr>
+          <w:b w:val="0"/>
+          <w:i w:val="0"/>
+        </w:rPr>
+        <w:t>D-02 is mitigation, not authentication. Restricting to private address space does not stop a hostile device already on the same Wi-Fi from driving /control. The reviewer recommended peer restriction plus an optional shared token; the token is not implemented. Treat the control endpoint as trusted-LAN-only.</w:t>
+      </w:r>
+    </w:p>
+    <w:p>
+      <w:pPr>
+        <w:pStyle w:val="ListBullet"/>
+      </w:pPr>
+      <w:r>
+        <w:rPr>
+          <w:b w:val="0"/>
+          <w:i w:val="0"/>
+        </w:rPr>
+        <w:t>isBleConnecting has no timeout. If the controller never reports STATE_CONNECTED or STATE_DISCONNECTED, reconnection stays gated. That is strictly safer than the connection storm it replaces, but a connect timeout would be the complete fix.</w:t>
+      </w:r>
+    </w:p>
+    <w:p>
+      <w:pPr>
+        <w:pStyle w:val="ListBullet"/>
+      </w:pPr>
+      <w:r>
+        <w:rPr>
+          <w:b w:val="0"/>
+          <w:i w:val="0"/>
+        </w:rPr>
+        <w:t>D-07 (sync-count over-reporting, second-granular record IDs) and D-09 (CAMERA_SHUTTER reporting success on a swallowed failure) are unchanged - neither was in the v1.0.1 mandate.</w:t>
+      </w:r>
+    </w:p>
+    <w:p>
+      <w:pPr>
+        <w:pStyle w:val="ListBullet"/>
+      </w:pPr>
+      <w:r>
+        <w:rPr>
+          <w:b w:val="0"/>
+          <w:i w:val="0"/>
+        </w:rPr>
+        <w:t>D-12/D-13/D-14 have no unit tests: they live in WatchBridgeService, which needs Robolectric or instrumentation to exercise. Even the extracted pure helper isPrivateNetworkAddress is not yet covered.</w:t>
       </w:r>
     </w:p>
     <w:sectPr>

--- a/docs/GEMINI_REVIEW_PACKET.docx
+++ b/docs/GEMINI_REVIEW_PACKET.docx
@@ -22425,6 +22425,1087 @@
           <w:i w:val="0"/>
         </w:rPr>
         <w:t>D-12/D-13/D-14 have no unit tests: they live in WatchBridgeService, which needs Robolectric or instrumentation to exercise. Even the extracted pure helper isPrivateNetworkAddress is not yet covered.</w:t>
+      </w:r>
+    </w:p>
+    <w:p>
+      <w:pPr>
+        <w:pStyle w:val="Heading1"/>
+      </w:pPr>
+      <w:r>
+        <w:t>14. v1.0.2 addendum - the second hardening round</w:t>
+      </w:r>
+    </w:p>
+    <w:p>
+      <w:r>
+        <w:rPr>
+          <w:b w:val="0"/>
+          <w:i w:val="0"/>
+        </w:rPr>
+        <w:t>After the v1.0.1 report, six follow-up decisions were put to the reviewer-as-product-owner and all six were approved. This section records that round.</w:t>
+      </w:r>
+    </w:p>
+    <w:p>
+      <w:pPr>
+        <w:pStyle w:val="Heading2"/>
+      </w:pPr>
+      <w:r>
+        <w:t>14.1 What was approved and shipped</w:t>
+      </w:r>
+    </w:p>
+    <w:tbl>
+      <w:tblPr>
+        <w:tblStyle w:val="TableGrid"/>
+        <w:tblW w:type="auto" w:w="0"/>
+        <w:tblLook w:firstColumn="1" w:firstRow="1" w:lastColumn="0" w:lastRow="0" w:noHBand="0" w:noVBand="1" w:val="04A0"/>
+        <w:tblLayout w:type="fixed"/>
+      </w:tblPr>
+      <w:tblGrid>
+        <w:gridCol w:w="3312"/>
+        <w:gridCol w:w="3312"/>
+        <w:gridCol w:w="3312"/>
+      </w:tblGrid>
+      <w:tr>
+        <w:tc>
+          <w:tcPr>
+            <w:tcW w:type="dxa" w:w="3312"/>
+            <w:shd w:val="clear" w:color="auto" w:fill="E8EEF7"/>
+          </w:tcPr>
+          <w:p>
+            <w:pPr>
+              <w:spacing w:before="10" w:after="10"/>
+            </w:pPr>
+            <w:r>
+              <w:rPr>
+                <w:b/>
+                <w:i w:val="0"/>
+                <w:sz w:val="14"/>
+              </w:rPr>
+              <w:t>#</w:t>
+            </w:r>
+          </w:p>
+        </w:tc>
+        <w:tc>
+          <w:tcPr>
+            <w:tcW w:type="dxa" w:w="3312"/>
+            <w:shd w:val="clear" w:color="auto" w:fill="E8EEF7"/>
+          </w:tcPr>
+          <w:p>
+            <w:pPr>
+              <w:spacing w:before="10" w:after="10"/>
+            </w:pPr>
+            <w:r>
+              <w:rPr>
+                <w:b/>
+                <w:i w:val="0"/>
+                <w:sz w:val="14"/>
+              </w:rPr>
+              <w:t>Decision</w:t>
+            </w:r>
+          </w:p>
+        </w:tc>
+        <w:tc>
+          <w:tcPr>
+            <w:tcW w:type="dxa" w:w="3312"/>
+            <w:shd w:val="clear" w:color="auto" w:fill="E8EEF7"/>
+          </w:tcPr>
+          <w:p>
+            <w:pPr>
+              <w:spacing w:before="10" w:after="10"/>
+            </w:pPr>
+            <w:r>
+              <w:rPr>
+                <w:b/>
+                <w:i w:val="0"/>
+                <w:sz w:val="14"/>
+              </w:rPr>
+              <w:t>Shipped</w:t>
+            </w:r>
+          </w:p>
+        </w:tc>
+      </w:tr>
+      <w:tr>
+        <w:tc>
+          <w:tcPr>
+            <w:tcW w:type="dxa" w:w="3312"/>
+          </w:tcPr>
+          <w:p>
+            <w:pPr>
+              <w:spacing w:before="10" w:after="10"/>
+            </w:pPr>
+            <w:r>
+              <w:rPr>
+                <w:b w:val="0"/>
+                <w:i w:val="0"/>
+                <w:sz w:val="14"/>
+              </w:rPr>
+              <w:t>1</w:t>
+            </w:r>
+          </w:p>
+        </w:tc>
+        <w:tc>
+          <w:tcPr>
+            <w:tcW w:type="dxa" w:w="3312"/>
+          </w:tcPr>
+          <w:p>
+            <w:pPr>
+              <w:spacing w:before="10" w:after="10"/>
+            </w:pPr>
+            <w:r>
+              <w:rPr>
+                <w:b w:val="0"/>
+                <w:i w:val="0"/>
+                <w:sz w:val="14"/>
+              </w:rPr>
+              <w:t>Verify the Swift on a macOS runner rather than by inspection</w:t>
+            </w:r>
+          </w:p>
+        </w:tc>
+        <w:tc>
+          <w:tcPr>
+            <w:tcW w:type="dxa" w:w="3312"/>
+          </w:tcPr>
+          <w:p>
+            <w:pPr>
+              <w:spacing w:before="10" w:after="10"/>
+            </w:pPr>
+            <w:r>
+              <w:rPr>
+                <w:b w:val="0"/>
+                <w:i w:val="0"/>
+                <w:sz w:val="14"/>
+              </w:rPr>
+              <w:t>New watchos-companion-typecheck job on macos-14 runs swiftc -typecheck against the watchOS SDK plus swift build --triple arm64-apple-watchos10.0. A Package.swift was added, keeping watchos-companion/WatchBridgeAgent.swift at its specified path.</w:t>
+            </w:r>
+          </w:p>
+        </w:tc>
+      </w:tr>
+      <w:tr>
+        <w:tc>
+          <w:tcPr>
+            <w:tcW w:type="dxa" w:w="3312"/>
+            <w:shd w:val="clear" w:color="auto" w:fill="FAFBFD"/>
+          </w:tcPr>
+          <w:p>
+            <w:pPr>
+              <w:spacing w:before="10" w:after="10"/>
+            </w:pPr>
+            <w:r>
+              <w:rPr>
+                <w:b w:val="0"/>
+                <w:i w:val="0"/>
+                <w:sz w:val="14"/>
+              </w:rPr>
+              <w:t>2</w:t>
+            </w:r>
+          </w:p>
+        </w:tc>
+        <w:tc>
+          <w:tcPr>
+            <w:tcW w:type="dxa" w:w="3312"/>
+            <w:shd w:val="clear" w:color="auto" w:fill="FAFBFD"/>
+          </w:tcPr>
+          <w:p>
+            <w:pPr>
+              <w:spacing w:before="10" w:after="10"/>
+            </w:pPr>
+            <w:r>
+              <w:rPr>
+                <w:b w:val="0"/>
+                <w:i w:val="0"/>
+                <w:sz w:val="14"/>
+              </w:rPr>
+              <w:t>Extract pure logic AND add Robolectric</w:t>
+            </w:r>
+          </w:p>
+        </w:tc>
+        <w:tc>
+          <w:tcPr>
+            <w:tcW w:type="dxa" w:w="3312"/>
+            <w:shd w:val="clear" w:color="auto" w:fill="FAFBFD"/>
+          </w:tcPr>
+          <w:p>
+            <w:pPr>
+              <w:spacing w:before="10" w:after="10"/>
+            </w:pPr>
+            <w:r>
+              <w:rPr>
+                <w:b w:val="0"/>
+                <w:i w:val="0"/>
+                <w:sz w:val="14"/>
+              </w:rPr>
+              <w:t>New BridgePolicy.kt holds peer gating, continuity acceptance, EMA smoothing, step baseline/window and token comparison. New BridgePolicyTest (10 pure tests) and WatchBridgeServiceTest (4 Robolectric tests).</w:t>
+            </w:r>
+          </w:p>
+        </w:tc>
+      </w:tr>
+      <w:tr>
+        <w:tc>
+          <w:tcPr>
+            <w:tcW w:type="dxa" w:w="3312"/>
+          </w:tcPr>
+          <w:p>
+            <w:pPr>
+              <w:spacing w:before="10" w:after="10"/>
+            </w:pPr>
+            <w:r>
+              <w:rPr>
+                <w:b w:val="0"/>
+                <w:i w:val="0"/>
+                <w:sz w:val="14"/>
+              </w:rPr>
+              <w:t>3</w:t>
+            </w:r>
+          </w:p>
+        </w:tc>
+        <w:tc>
+          <w:tcPr>
+            <w:tcW w:type="dxa" w:w="3312"/>
+          </w:tcPr>
+          <w:p>
+            <w:pPr>
+              <w:spacing w:before="10" w:after="10"/>
+            </w:pPr>
+            <w:r>
+              <w:rPr>
+                <w:b w:val="0"/>
+                <w:i w:val="0"/>
+                <w:sz w:val="14"/>
+              </w:rPr>
+              <w:t>Add a shared token, backwards compatible</w:t>
+            </w:r>
+          </w:p>
+        </w:tc>
+        <w:tc>
+          <w:tcPr>
+            <w:tcW w:type="dxa" w:w="3312"/>
+          </w:tcPr>
+          <w:p>
+            <w:pPr>
+              <w:spacing w:before="10" w:after="10"/>
+            </w:pPr>
+            <w:r>
+              <w:rPr>
+                <w:b w:val="0"/>
+                <w:i w:val="0"/>
+                <w:sz w:val="14"/>
+              </w:rPr>
+              <w:t>X-Bridge-Token header or authToken JSON field. Unconfigured bridges keep working, since tokenAccepted returns true when no token is set. The watch sends it; the v1.0.1 IP gate remains.</w:t>
+            </w:r>
+          </w:p>
+        </w:tc>
+      </w:tr>
+      <w:tr>
+        <w:tc>
+          <w:tcPr>
+            <w:tcW w:type="dxa" w:w="3312"/>
+            <w:shd w:val="clear" w:color="auto" w:fill="FAFBFD"/>
+          </w:tcPr>
+          <w:p>
+            <w:pPr>
+              <w:spacing w:before="10" w:after="10"/>
+            </w:pPr>
+            <w:r>
+              <w:rPr>
+                <w:b w:val="0"/>
+                <w:i w:val="0"/>
+                <w:sz w:val="14"/>
+              </w:rPr>
+              <w:t>4</w:t>
+            </w:r>
+          </w:p>
+        </w:tc>
+        <w:tc>
+          <w:tcPr>
+            <w:tcW w:type="dxa" w:w="3312"/>
+            <w:shd w:val="clear" w:color="auto" w:fill="FAFBFD"/>
+          </w:tcPr>
+          <w:p>
+            <w:pPr>
+              <w:spacing w:before="10" w:after="10"/>
+            </w:pPr>
+            <w:r>
+              <w:rPr>
+                <w:b w:val="0"/>
+                <w:i w:val="0"/>
+                <w:sz w:val="14"/>
+              </w:rPr>
+              <w:t>Bounded reconnect with backoff</w:t>
+            </w:r>
+          </w:p>
+        </w:tc>
+        <w:tc>
+          <w:tcPr>
+            <w:tcW w:type="dxa" w:w="3312"/>
+            <w:shd w:val="clear" w:color="auto" w:fill="FAFBFD"/>
+          </w:tcPr>
+          <w:p>
+            <w:pPr>
+              <w:spacing w:before="10" w:after="10"/>
+            </w:pPr>
+            <w:r>
+              <w:rPr>
+                <w:b w:val="0"/>
+                <w:i w:val="0"/>
+                <w:sz w:val="14"/>
+              </w:rPr>
+              <w:t>armConnectTimeout() closes a handshake that never reports CONNECTED/DISCONNECTED after 15 s, clears the gate, and retries up to MAX_CONNECT_ATTEMPTS times with doubling delay.</w:t>
+            </w:r>
+          </w:p>
+        </w:tc>
+      </w:tr>
+      <w:tr>
+        <w:tc>
+          <w:tcPr>
+            <w:tcW w:type="dxa" w:w="3312"/>
+          </w:tcPr>
+          <w:p>
+            <w:pPr>
+              <w:spacing w:before="10" w:after="10"/>
+            </w:pPr>
+            <w:r>
+              <w:rPr>
+                <w:b w:val="0"/>
+                <w:i w:val="0"/>
+                <w:sz w:val="14"/>
+              </w:rPr>
+              <w:t>5</w:t>
+            </w:r>
+          </w:p>
+        </w:tc>
+        <w:tc>
+          <w:tcPr>
+            <w:tcW w:type="dxa" w:w="3312"/>
+          </w:tcPr>
+          <w:p>
+            <w:pPr>
+              <w:spacing w:before="10" w:after="10"/>
+            </w:pPr>
+            <w:r>
+              <w:rPr>
+                <w:b w:val="0"/>
+                <w:i w:val="0"/>
+                <w:sz w:val="14"/>
+              </w:rPr>
+              <w:t>D-07, D-07b, D-09</w:t>
+            </w:r>
+          </w:p>
+        </w:tc>
+        <w:tc>
+          <w:tcPr>
+            <w:tcW w:type="dxa" w:w="3312"/>
+          </w:tcPr>
+          <w:p>
+            <w:pPr>
+              <w:spacing w:before="10" w:after="10"/>
+            </w:pPr>
+            <w:r>
+              <w:rPr>
+                <w:b w:val="0"/>
+                <w:i w:val="0"/>
+                <w:sz w:val="14"/>
+              </w:rPr>
+              <w:t>Millisecond record IDs; real inserted-record counts from InsertRecordsResponse.recordIdsList; hour-aligned step windows; CAMERA_SHUTTER reports failure instead of a false success.</w:t>
+            </w:r>
+          </w:p>
+        </w:tc>
+      </w:tr>
+      <w:tr>
+        <w:tc>
+          <w:tcPr>
+            <w:tcW w:type="dxa" w:w="3312"/>
+            <w:shd w:val="clear" w:color="auto" w:fill="FAFBFD"/>
+          </w:tcPr>
+          <w:p>
+            <w:pPr>
+              <w:spacing w:before="10" w:after="10"/>
+            </w:pPr>
+            <w:r>
+              <w:rPr>
+                <w:b w:val="0"/>
+                <w:i w:val="0"/>
+                <w:sz w:val="14"/>
+              </w:rPr>
+              <w:t>6</w:t>
+            </w:r>
+          </w:p>
+        </w:tc>
+        <w:tc>
+          <w:tcPr>
+            <w:tcW w:type="dxa" w:w="3312"/>
+            <w:shd w:val="clear" w:color="auto" w:fill="FAFBFD"/>
+          </w:tcPr>
+          <w:p>
+            <w:pPr>
+              <w:spacing w:before="10" w:after="10"/>
+            </w:pPr>
+            <w:r>
+              <w:rPr>
+                <w:b w:val="0"/>
+                <w:i w:val="0"/>
+                <w:sz w:val="14"/>
+              </w:rPr>
+              <w:t>Tag v1.0.2 and refresh the handoff copy</w:t>
+            </w:r>
+          </w:p>
+        </w:tc>
+        <w:tc>
+          <w:tcPr>
+            <w:tcW w:type="dxa" w:w="3312"/>
+            <w:shd w:val="clear" w:color="auto" w:fill="FAFBFD"/>
+          </w:tcPr>
+          <w:p>
+            <w:pPr>
+              <w:spacing w:before="10" w:after="10"/>
+            </w:pPr>
+            <w:r>
+              <w:rPr>
+                <w:b w:val="0"/>
+                <w:i w:val="0"/>
+                <w:sz w:val="14"/>
+              </w:rPr>
+              <w:t>Done at release time.</w:t>
+            </w:r>
+          </w:p>
+        </w:tc>
+      </w:tr>
+    </w:tbl>
+    <w:p>
+      <w:pPr>
+        <w:spacing w:after="40"/>
+      </w:pPr>
+    </w:p>
+    <w:p>
+      <w:pPr>
+        <w:pStyle w:val="Heading2"/>
+      </w:pPr>
+      <w:r>
+        <w:t>14.2 Two defects the new tests found in the v1.0.1 code</w:t>
+      </w:r>
+    </w:p>
+    <w:p>
+      <w:r>
+        <w:rPr>
+          <w:b w:val="0"/>
+          <w:i w:val="0"/>
+        </w:rPr>
+        <w:t>Writing the token tests immediately caught two real bugs that inspection had missed:</w:t>
+      </w:r>
+    </w:p>
+    <w:p>
+      <w:pPr>
+        <w:pStyle w:val="ListNumber"/>
+      </w:pPr>
+      <w:r>
+        <w:rPr>
+          <w:b w:val="0"/>
+          <w:i w:val="0"/>
+        </w:rPr>
+        <w:t>setAuthToken(context, "") stored the empty string, so loadAuthToken returned an empty string rather than null, and the in-memory check disagreed with the persisted one. Fixed by removing the preference when the token is blank.</w:t>
+      </w:r>
+    </w:p>
+    <w:p>
+      <w:pPr>
+        <w:pStyle w:val="ListNumber"/>
+      </w:pPr>
+      <w:r>
+        <w:rPr>
+          <w:b w:val="0"/>
+          <w:i w:val="0"/>
+        </w:rPr>
+        <w:t>clearAuthToken did not clear storage - it nulled the in-memory field only, so the next loadAuthToken resurrected a token the user believed they had removed. Fixed by removing the preference.</w:t>
+      </w:r>
+    </w:p>
+    <w:p>
+      <w:r>
+        <w:rPr>
+          <w:b w:val="0"/>
+          <w:i w:val="0"/>
+        </w:rPr>
+        <w:t>Both were latent in a security-relevant code path and neither was visible by reading the code; they were found by asserting the persistence round-trip. This is the concrete argument for the Robolectric decision.</w:t>
+      </w:r>
+    </w:p>
+    <w:p>
+      <w:pPr>
+        <w:pStyle w:val="Heading2"/>
+      </w:pPr>
+      <w:r>
+        <w:t>14.3 Test coverage: 11 to 25</w:t>
+      </w:r>
+    </w:p>
+    <w:tbl>
+      <w:tblPr>
+        <w:tblStyle w:val="TableGrid"/>
+        <w:tblW w:type="auto" w:w="0"/>
+        <w:tblLook w:firstColumn="1" w:firstRow="1" w:lastColumn="0" w:lastRow="0" w:noHBand="0" w:noVBand="1" w:val="04A0"/>
+        <w:tblLayout w:type="fixed"/>
+      </w:tblPr>
+      <w:tblGrid>
+        <w:gridCol w:w="3312"/>
+        <w:gridCol w:w="3312"/>
+        <w:gridCol w:w="3312"/>
+      </w:tblGrid>
+      <w:tr>
+        <w:tc>
+          <w:tcPr>
+            <w:tcW w:type="dxa" w:w="3312"/>
+            <w:shd w:val="clear" w:color="auto" w:fill="E8EEF7"/>
+          </w:tcPr>
+          <w:p>
+            <w:pPr>
+              <w:spacing w:before="10" w:after="10"/>
+            </w:pPr>
+            <w:r>
+              <w:rPr>
+                <w:b/>
+                <w:i w:val="0"/>
+                <w:sz w:val="14"/>
+              </w:rPr>
+              <w:t>Suite</w:t>
+            </w:r>
+          </w:p>
+        </w:tc>
+        <w:tc>
+          <w:tcPr>
+            <w:tcW w:type="dxa" w:w="3312"/>
+            <w:shd w:val="clear" w:color="auto" w:fill="E8EEF7"/>
+          </w:tcPr>
+          <w:p>
+            <w:pPr>
+              <w:spacing w:before="10" w:after="10"/>
+            </w:pPr>
+            <w:r>
+              <w:rPr>
+                <w:b/>
+                <w:i w:val="0"/>
+                <w:sz w:val="14"/>
+              </w:rPr>
+              <w:t>Tests</w:t>
+            </w:r>
+          </w:p>
+        </w:tc>
+        <w:tc>
+          <w:tcPr>
+            <w:tcW w:type="dxa" w:w="3312"/>
+            <w:shd w:val="clear" w:color="auto" w:fill="E8EEF7"/>
+          </w:tcPr>
+          <w:p>
+            <w:pPr>
+              <w:spacing w:before="10" w:after="10"/>
+            </w:pPr>
+            <w:r>
+              <w:rPr>
+                <w:b/>
+                <w:i w:val="0"/>
+                <w:sz w:val="14"/>
+              </w:rPr>
+              <w:t>Covers</w:t>
+            </w:r>
+          </w:p>
+        </w:tc>
+      </w:tr>
+      <w:tr>
+        <w:tc>
+          <w:tcPr>
+            <w:tcW w:type="dxa" w:w="3312"/>
+          </w:tcPr>
+          <w:p>
+            <w:pPr>
+              <w:spacing w:before="10" w:after="10"/>
+            </w:pPr>
+            <w:r>
+              <w:rPr>
+                <w:b w:val="0"/>
+                <w:i w:val="0"/>
+                <w:sz w:val="14"/>
+              </w:rPr>
+              <w:t>BlePacketParserTest</w:t>
+            </w:r>
+          </w:p>
+        </w:tc>
+        <w:tc>
+          <w:tcPr>
+            <w:tcW w:type="dxa" w:w="3312"/>
+          </w:tcPr>
+          <w:p>
+            <w:pPr>
+              <w:spacing w:before="10" w:after="10"/>
+            </w:pPr>
+            <w:r>
+              <w:rPr>
+                <w:b w:val="0"/>
+                <w:i w:val="0"/>
+                <w:sz w:val="14"/>
+              </w:rPr>
+              <w:t>11</w:t>
+            </w:r>
+          </w:p>
+        </w:tc>
+        <w:tc>
+          <w:tcPr>
+            <w:tcW w:type="dxa" w:w="3312"/>
+          </w:tcPr>
+          <w:p>
+            <w:pPr>
+              <w:spacing w:before="10" w:after="10"/>
+            </w:pPr>
+            <w:r>
+              <w:rPr>
+                <w:b w:val="0"/>
+                <w:i w:val="0"/>
+                <w:sz w:val="14"/>
+              </w:rPr>
+              <w:t>BLE parsing, RMSSD artifact rejection, truncation safety, distance boundaries</w:t>
+            </w:r>
+          </w:p>
+        </w:tc>
+      </w:tr>
+      <w:tr>
+        <w:tc>
+          <w:tcPr>
+            <w:tcW w:type="dxa" w:w="3312"/>
+            <w:shd w:val="clear" w:color="auto" w:fill="FAFBFD"/>
+          </w:tcPr>
+          <w:p>
+            <w:pPr>
+              <w:spacing w:before="10" w:after="10"/>
+            </w:pPr>
+            <w:r>
+              <w:rPr>
+                <w:b w:val="0"/>
+                <w:i w:val="0"/>
+                <w:sz w:val="14"/>
+              </w:rPr>
+              <w:t>BridgePolicyTest</w:t>
+            </w:r>
+          </w:p>
+        </w:tc>
+        <w:tc>
+          <w:tcPr>
+            <w:tcW w:type="dxa" w:w="3312"/>
+            <w:shd w:val="clear" w:color="auto" w:fill="FAFBFD"/>
+          </w:tcPr>
+          <w:p>
+            <w:pPr>
+              <w:spacing w:before="10" w:after="10"/>
+            </w:pPr>
+            <w:r>
+              <w:rPr>
+                <w:b w:val="0"/>
+                <w:i w:val="0"/>
+                <w:sz w:val="14"/>
+              </w:rPr>
+              <w:t>10</w:t>
+            </w:r>
+          </w:p>
+        </w:tc>
+        <w:tc>
+          <w:tcPr>
+            <w:tcW w:type="dxa" w:w="3312"/>
+            <w:shd w:val="clear" w:color="auto" w:fill="FAFBFD"/>
+          </w:tcPr>
+          <w:p>
+            <w:pPr>
+              <w:spacing w:before="10" w:after="10"/>
+            </w:pPr>
+            <w:r>
+              <w:rPr>
+                <w:b w:val="0"/>
+                <w:i w:val="0"/>
+                <w:sz w:val="14"/>
+              </w:rPr>
+              <w:t>Peer allow/deny incl. 172.15/172.32 boundaries and CGNAT, MAC lock + RSSI floor, EMA, step baseline/rollover/absent data, hour alignment, backoff, token comparison</w:t>
+            </w:r>
+          </w:p>
+        </w:tc>
+      </w:tr>
+      <w:tr>
+        <w:tc>
+          <w:tcPr>
+            <w:tcW w:type="dxa" w:w="3312"/>
+          </w:tcPr>
+          <w:p>
+            <w:pPr>
+              <w:spacing w:before="10" w:after="10"/>
+            </w:pPr>
+            <w:r>
+              <w:rPr>
+                <w:b w:val="0"/>
+                <w:i w:val="0"/>
+                <w:sz w:val="14"/>
+              </w:rPr>
+              <w:t>WatchBridgeServiceTest</w:t>
+            </w:r>
+          </w:p>
+        </w:tc>
+        <w:tc>
+          <w:tcPr>
+            <w:tcW w:type="dxa" w:w="3312"/>
+          </w:tcPr>
+          <w:p>
+            <w:pPr>
+              <w:spacing w:before="10" w:after="10"/>
+            </w:pPr>
+            <w:r>
+              <w:rPr>
+                <w:b w:val="0"/>
+                <w:i w:val="0"/>
+                <w:sz w:val="14"/>
+              </w:rPr>
+              <w:t>4</w:t>
+            </w:r>
+          </w:p>
+        </w:tc>
+        <w:tc>
+          <w:tcPr>
+            <w:tcW w:type="dxa" w:w="3312"/>
+          </w:tcPr>
+          <w:p>
+            <w:pPr>
+              <w:spacing w:before="10" w:after="10"/>
+            </w:pPr>
+            <w:r>
+              <w:rPr>
+                <w:b w:val="0"/>
+                <w:i w:val="0"/>
+                <w:sz w:val="14"/>
+              </w:rPr>
+              <w:t>Token default/persistence/clearing, service start and clean destroy, peer gate via the service facade</w:t>
+            </w:r>
+          </w:p>
+        </w:tc>
+      </w:tr>
+    </w:tbl>
+    <w:p>
+      <w:pPr>
+        <w:spacing w:after="40"/>
+      </w:pPr>
+    </w:p>
+    <w:p>
+      <w:r>
+        <w:rPr>
+          <w:b w:val="0"/>
+          <w:i w:val="0"/>
+        </w:rPr>
+        <w:t>The three D-12/D-13/D-14 behaviours that previously had no coverage are now covered in their extracted form, and the service lifecycle is exercised on the JVM.</w:t>
+      </w:r>
+    </w:p>
+    <w:p>
+      <w:pPr>
+        <w:pStyle w:val="Heading2"/>
+      </w:pPr>
+      <w:r>
+        <w:t>14.4 Verification (v1.0.2)</w:t>
+      </w:r>
+    </w:p>
+    <w:p>
+      <w:pPr>
+        <w:spacing w:before="0" w:after="0" w:line="240" w:lineRule="auto"/>
+        <w:ind w:left="144"/>
+      </w:pPr>
+      <w:r>
+        <w:rPr>
+          <w:rFonts w:ascii="Consolas" w:hAnsi="Consolas"/>
+          <w:color w:val="1F2328"/>
+          <w:sz w:val="13"/>
+        </w:rPr>
+        <w:t>&gt; .\gradlew.bat testDebugUnitTest lintDebug assembleDebug assembleRelease --parallel --no-daemon</w:t>
+      </w:r>
+    </w:p>
+    <w:p>
+      <w:pPr>
+        <w:spacing w:before="0" w:after="0" w:line="240" w:lineRule="auto"/>
+        <w:ind w:left="144"/>
+      </w:pPr>
+      <w:r>
+        <w:rPr>
+          <w:rFonts w:ascii="Consolas" w:hAnsi="Consolas"/>
+          <w:color w:val="1F2328"/>
+          <w:sz w:val="13"/>
+        </w:rPr>
+        <w:t>BUILD SUCCESSFUL</w:t>
+      </w:r>
+    </w:p>
+    <w:p>
+      <w:pPr>
+        <w:spacing w:before="0" w:after="0" w:line="240" w:lineRule="auto"/>
+        <w:ind w:left="144"/>
+      </w:pPr>
+      <w:r>
+        <w:rPr>
+          <w:rFonts w:ascii="Consolas" w:hAnsi="Consolas"/>
+          <w:color w:val="1F2328"/>
+          <w:sz w:val="13"/>
+        </w:rPr>
+        <w:t>###GRADLE_EXIT=0</w:t>
+      </w:r>
+    </w:p>
+    <w:tbl>
+      <w:tblPr>
+        <w:tblStyle w:val="TableGrid"/>
+        <w:tblW w:type="auto" w:w="0"/>
+        <w:tblLook w:firstColumn="1" w:firstRow="1" w:lastColumn="0" w:lastRow="0" w:noHBand="0" w:noVBand="1" w:val="04A0"/>
+        <w:tblLayout w:type="fixed"/>
+      </w:tblPr>
+      <w:tblGrid>
+        <w:gridCol w:w="4968"/>
+        <w:gridCol w:w="4968"/>
+      </w:tblGrid>
+      <w:tr>
+        <w:tc>
+          <w:tcPr>
+            <w:tcW w:type="dxa" w:w="2448"/>
+            <w:shd w:val="clear" w:color="auto" w:fill="E8EEF7"/>
+          </w:tcPr>
+          <w:p>
+            <w:pPr>
+              <w:spacing w:before="10" w:after="10"/>
+            </w:pPr>
+            <w:r>
+              <w:rPr>
+                <w:b/>
+                <w:i w:val="0"/>
+                <w:sz w:val="14"/>
+              </w:rPr>
+              <w:t>Gate</w:t>
+            </w:r>
+          </w:p>
+        </w:tc>
+        <w:tc>
+          <w:tcPr>
+            <w:tcW w:type="dxa" w:w="7488"/>
+            <w:shd w:val="clear" w:color="auto" w:fill="E8EEF7"/>
+          </w:tcPr>
+          <w:p>
+            <w:pPr>
+              <w:spacing w:before="10" w:after="10"/>
+            </w:pPr>
+            <w:r>
+              <w:rPr>
+                <w:b/>
+                <w:i w:val="0"/>
+                <w:sz w:val="14"/>
+              </w:rPr>
+              <w:t>Result</w:t>
+            </w:r>
+          </w:p>
+        </w:tc>
+      </w:tr>
+      <w:tr>
+        <w:tc>
+          <w:tcPr>
+            <w:tcW w:type="dxa" w:w="2448"/>
+          </w:tcPr>
+          <w:p>
+            <w:pPr>
+              <w:spacing w:before="10" w:after="10"/>
+            </w:pPr>
+            <w:r>
+              <w:rPr>
+                <w:b w:val="0"/>
+                <w:i w:val="0"/>
+                <w:sz w:val="14"/>
+              </w:rPr>
+              <w:t>Unit tests</w:t>
+            </w:r>
+          </w:p>
+        </w:tc>
+        <w:tc>
+          <w:tcPr>
+            <w:tcW w:type="dxa" w:w="7488"/>
+          </w:tcPr>
+          <w:p>
+            <w:pPr>
+              <w:spacing w:before="10" w:after="10"/>
+            </w:pPr>
+            <w:r>
+              <w:rPr>
+                <w:b w:val="0"/>
+                <w:i w:val="0"/>
+                <w:sz w:val="14"/>
+              </w:rPr>
+              <w:t>25 tests, 0 failures, 0 errors (11 parser + 10 policy + 4 service)</w:t>
+            </w:r>
+          </w:p>
+        </w:tc>
+      </w:tr>
+      <w:tr>
+        <w:tc>
+          <w:tcPr>
+            <w:tcW w:type="dxa" w:w="2448"/>
+            <w:shd w:val="clear" w:color="auto" w:fill="FAFBFD"/>
+          </w:tcPr>
+          <w:p>
+            <w:pPr>
+              <w:spacing w:before="10" w:after="10"/>
+            </w:pPr>
+            <w:r>
+              <w:rPr>
+                <w:b w:val="0"/>
+                <w:i w:val="0"/>
+                <w:sz w:val="14"/>
+              </w:rPr>
+              <w:t>Lint (abortOnError = true)</w:t>
+            </w:r>
+          </w:p>
+        </w:tc>
+        <w:tc>
+          <w:tcPr>
+            <w:tcW w:type="dxa" w:w="7488"/>
+            <w:shd w:val="clear" w:color="auto" w:fill="FAFBFD"/>
+          </w:tcPr>
+          <w:p>
+            <w:pPr>
+              <w:spacing w:before="10" w:after="10"/>
+            </w:pPr>
+            <w:r>
+              <w:rPr>
+                <w:b w:val="0"/>
+                <w:i w:val="0"/>
+                <w:sz w:val="14"/>
+              </w:rPr>
+              <w:t>0 errors, 0 fatal, 12 warnings (GradleDependency x8, UseKtx x2, DataExtractionRules x1, OldTargetApi x1)</w:t>
+            </w:r>
+          </w:p>
+        </w:tc>
+      </w:tr>
+      <w:tr>
+        <w:tc>
+          <w:tcPr>
+            <w:tcW w:type="dxa" w:w="2448"/>
+          </w:tcPr>
+          <w:p>
+            <w:pPr>
+              <w:spacing w:before="10" w:after="10"/>
+            </w:pPr>
+            <w:r>
+              <w:rPr>
+                <w:b w:val="0"/>
+                <w:i w:val="0"/>
+                <w:sz w:val="14"/>
+              </w:rPr>
+              <w:t>assembleDebug / assembleRelease</w:t>
+            </w:r>
+          </w:p>
+        </w:tc>
+        <w:tc>
+          <w:tcPr>
+            <w:tcW w:type="dxa" w:w="7488"/>
+          </w:tcPr>
+          <w:p>
+            <w:pPr>
+              <w:spacing w:before="10" w:after="10"/>
+            </w:pPr>
+            <w:r>
+              <w:rPr>
+                <w:b w:val="0"/>
+                <w:i w:val="0"/>
+                <w:sz w:val="14"/>
+              </w:rPr>
+              <w:t>versionCode 3, versionName 1.0.2, R8-minified release, signature verified</w:t>
+            </w:r>
+          </w:p>
+        </w:tc>
+      </w:tr>
+      <w:tr>
+        <w:tc>
+          <w:tcPr>
+            <w:tcW w:type="dxa" w:w="2448"/>
+            <w:shd w:val="clear" w:color="auto" w:fill="FAFBFD"/>
+          </w:tcPr>
+          <w:p>
+            <w:pPr>
+              <w:spacing w:before="10" w:after="10"/>
+            </w:pPr>
+            <w:r>
+              <w:rPr>
+                <w:b w:val="0"/>
+                <w:i w:val="0"/>
+                <w:sz w:val="14"/>
+              </w:rPr>
+              <w:t>watchOS type-check</w:t>
+            </w:r>
+          </w:p>
+        </w:tc>
+        <w:tc>
+          <w:tcPr>
+            <w:tcW w:type="dxa" w:w="7488"/>
+            <w:shd w:val="clear" w:color="auto" w:fill="FAFBFD"/>
+          </w:tcPr>
+          <w:p>
+            <w:pPr>
+              <w:spacing w:before="10" w:after="10"/>
+            </w:pPr>
+            <w:r>
+              <w:rPr>
+                <w:b w:val="0"/>
+                <w:i w:val="0"/>
+                <w:sz w:val="14"/>
+              </w:rPr>
+              <w:t>Runs on the macOS runner (watchos-companion-typecheck job)</w:t>
+            </w:r>
+          </w:p>
+        </w:tc>
+      </w:tr>
+    </w:tbl>
+    <w:p>
+      <w:pPr>
+        <w:spacing w:after="40"/>
+      </w:pPr>
+    </w:p>
+    <w:p>
+      <w:pPr>
+        <w:pStyle w:val="Heading2"/>
+      </w:pPr>
+      <w:r>
+        <w:t>14.5 Residual risks after v1.0.2</w:t>
+      </w:r>
+    </w:p>
+    <w:p>
+      <w:pPr>
+        <w:pStyle w:val="ListBullet"/>
+      </w:pPr>
+      <w:r>
+        <w:rPr>
+          <w:b w:val="0"/>
+          <w:i w:val="0"/>
+        </w:rPr>
+        <w:t>The token is opt-in. If no token is configured the bridge still accepts any private-LAN peer. Setting one requires typing the same secret on the watch and the phone; there is no pairing flow or key exchange.</w:t>
+      </w:r>
+    </w:p>
+    <w:p>
+      <w:pPr>
+        <w:pStyle w:val="ListBullet"/>
+      </w:pPr>
+      <w:r>
+        <w:rPr>
+          <w:b w:val="0"/>
+          <w:i w:val="0"/>
+        </w:rPr>
+        <w:t>recordIdsList is annotated @RestrictTo(LIBRARY_GROUP), so reading it carries a targeted @SuppressLint("RestrictedApi"). It is public in 1.1.0 and did not break at runtime, but it is a non-contract API surface a future Health Connect release could move.</w:t>
+      </w:r>
+    </w:p>
+    <w:p>
+      <w:pPr>
+        <w:pStyle w:val="ListBullet"/>
+      </w:pPr>
+      <w:r>
+        <w:rPr>
+          <w:b w:val="0"/>
+          <w:i w:val="0"/>
+        </w:rPr>
+        <w:t>Robolectric cannot exercise real BLE, so the GATT queue, watchdog and connectGatt gate are covered as extracted policy rather than through a live stack.</w:t>
+      </w:r>
+    </w:p>
+    <w:p>
+      <w:pPr>
+        <w:pStyle w:val="ListBullet"/>
+      </w:pPr>
+      <w:r>
+        <w:rPr>
+          <w:b w:val="0"/>
+          <w:i w:val="0"/>
+        </w:rPr>
+        <w:t>swift build for watchOS may fail on a macOS runner even when swiftc -typecheck passes, because SwiftPM cannot always link a watchOS app target. The type-check is the authoritative gate; the build step is diagnostic.</w:t>
       </w:r>
     </w:p>
     <w:sectPr>
